--- a/sos672/wk13_0528/HW/SOS672-HW11-2025020399-송종빈.docx
+++ b/sos672/wk13_0528/HW/SOS672-HW11-2025020399-송종빈.docx
@@ -28,7 +28,13 @@
         <w:rPr>
           <w:rFonts w:hint="eastAsia"/>
         </w:rPr>
-        <w:t>10</w:t>
+        <w:t>1</w:t>
+      </w:r>
+      <w:r>
+        <w:rPr>
+          <w:rFonts w:hint="eastAsia"/>
+        </w:rPr>
+        <w:t>1</w:t>
       </w:r>
       <w:r>
         <w:rPr>
@@ -75,7 +81,7 @@
           <w:b/>
           <w:bCs/>
         </w:rPr>
-        <w:t>10</w:t>
+        <w:t>1</w:t>
       </w:r>
       <w:r>
         <w:rPr>
@@ -83,7 +89,7 @@
           <w:b/>
           <w:bCs/>
         </w:rPr>
-        <w:t xml:space="preserve"> </w:t>
+        <w:t>1</w:t>
       </w:r>
       <w:r>
         <w:rPr>
@@ -91,149 +97,16 @@
           <w:b/>
           <w:bCs/>
         </w:rPr>
-        <w:t>Reflection Paper</w:t>
-      </w:r>
-    </w:p>
-    <w:p>
-      <w:pPr>
-        <w:rPr>
-          <w:b/>
-          <w:bCs/>
-          <w:sz w:val="20"/>
-          <w:szCs w:val="20"/>
-        </w:rPr>
-      </w:pPr>
+        <w:t xml:space="preserve"> </w:t>
+      </w:r>
       <w:r>
         <w:rPr>
           <w:rFonts w:hint="eastAsia"/>
           <w:b/>
           <w:bCs/>
-          <w:sz w:val="20"/>
-          <w:szCs w:val="20"/>
-        </w:rPr>
-        <w:t>개념정리</w:t>
-      </w:r>
-    </w:p>
-    <w:p>
-      <w:pPr>
-        <w:jc w:val="both"/>
-        <w:rPr>
-          <w:sz w:val="20"/>
-          <w:szCs w:val="20"/>
-        </w:rPr>
-      </w:pPr>
-      <w:r>
-        <w:rPr>
-          <w:sz w:val="20"/>
-          <w:szCs w:val="20"/>
-        </w:rPr>
-        <w:t xml:space="preserve">이번 주차의 핵심은 과학적 사실이 실험실 내부에서 '구성(Construction)'되는 방식과, 그것이 사회의 규제 및 정책 영역으로 진입할 때 어떻게 '해체(Deconstruction)'되는지를 추적하는 것이다. </w:t>
-      </w:r>
-      <w:proofErr w:type="spellStart"/>
-      <w:r>
-        <w:rPr>
-          <w:sz w:val="20"/>
-          <w:szCs w:val="20"/>
-        </w:rPr>
-        <w:t>라투르</w:t>
-      </w:r>
-      <w:proofErr w:type="spellEnd"/>
-      <w:r>
-        <w:rPr>
-          <w:sz w:val="20"/>
-          <w:szCs w:val="20"/>
-        </w:rPr>
-        <w:t>(Latour)에 따르면 과학적 사실은 독립적으로 존재하는 자연의 진리가 아니라, 실험실 내의 기입 장치(Inscription devices)를 통해 물질이 시각적 문서로 변환된 인공적 현실(</w:t>
-      </w:r>
-      <w:proofErr w:type="spellStart"/>
-      <w:r>
-        <w:rPr>
-          <w:sz w:val="20"/>
-          <w:szCs w:val="20"/>
-        </w:rPr>
-        <w:t>Phenomenotechnique</w:t>
-      </w:r>
-      <w:proofErr w:type="spellEnd"/>
-      <w:r>
-        <w:rPr>
-          <w:sz w:val="20"/>
-          <w:szCs w:val="20"/>
-        </w:rPr>
-        <w:t xml:space="preserve">)이다. 이 과정에서 연구자들은 막대한 비용과 노동 등의 물질적 조건을 은폐(Bracketing off)하고, 진술에 붙어 있던 조건과 불확실성인 </w:t>
-      </w:r>
-      <w:proofErr w:type="spellStart"/>
-      <w:r>
-        <w:rPr>
-          <w:sz w:val="20"/>
-          <w:szCs w:val="20"/>
-        </w:rPr>
-        <w:t>모달리티</w:t>
-      </w:r>
-      <w:proofErr w:type="spellEnd"/>
-      <w:r>
-        <w:rPr>
-          <w:sz w:val="20"/>
-          <w:szCs w:val="20"/>
-        </w:rPr>
-        <w:t>(Modality)를 완전히 제거함으로써 논쟁의 여지가 없는 견고한 사실(Type 5 Statement)을 조립해낸다.</w:t>
-      </w:r>
-    </w:p>
-    <w:p>
-      <w:pPr>
-        <w:jc w:val="both"/>
-        <w:rPr>
-          <w:sz w:val="20"/>
-          <w:szCs w:val="20"/>
-        </w:rPr>
-      </w:pPr>
-      <w:r>
-        <w:rPr>
-          <w:sz w:val="20"/>
-          <w:szCs w:val="20"/>
-        </w:rPr>
-        <w:t xml:space="preserve">그러나 </w:t>
-      </w:r>
-      <w:proofErr w:type="spellStart"/>
-      <w:r>
-        <w:rPr>
-          <w:sz w:val="20"/>
-          <w:szCs w:val="20"/>
-        </w:rPr>
-        <w:t>재서노프</w:t>
-      </w:r>
-      <w:proofErr w:type="spellEnd"/>
-      <w:r>
-        <w:rPr>
-          <w:sz w:val="20"/>
-          <w:szCs w:val="20"/>
-        </w:rPr>
-        <w:t xml:space="preserve">(Jasanoff)는 이렇게 단단하게 구성된 사실이 보건이나 환경과 같은 규제의 링 위로 올라오면, 이해관계자들의 법적·행정적 공격에 의해 극단적으로 해체된다고 지적한다. 이 과정에서 지워졌던 </w:t>
-      </w:r>
-      <w:proofErr w:type="spellStart"/>
-      <w:r>
-        <w:rPr>
-          <w:sz w:val="20"/>
-          <w:szCs w:val="20"/>
-        </w:rPr>
-        <w:t>모달리티가</w:t>
-      </w:r>
-      <w:proofErr w:type="spellEnd"/>
-      <w:r>
-        <w:rPr>
-          <w:sz w:val="20"/>
-          <w:szCs w:val="20"/>
-        </w:rPr>
-        <w:t xml:space="preserve"> 부활하고 불확실성이 폭로되며, 과학자, 규제기관, 산업계는 저마다의 이익(인지적 권위 방어, 재량권 확보, 규제 회피 등)을 위해 '트랜스 사이언스', '과학 정책', '위해성 평가', '동료 평가'와 같은 경계 짓기 언어(Boundary-defining language)를 수사학적 무기로 동원한다. 즉, 과학과 정책을 구분하는 선 긋기는 진리 탐구를 위한 것이 아니라 통제권과 권력을 장악하기 위한 본질적으로 논쟁적인(Essentially contested) 정치적 투쟁이다.</w:t>
-      </w:r>
-    </w:p>
-    <w:p>
-      <w:pPr>
-        <w:jc w:val="both"/>
-        <w:rPr>
-          <w:sz w:val="20"/>
-          <w:szCs w:val="20"/>
-        </w:rPr>
-      </w:pPr>
+        </w:rPr>
+        <w:t>Reflection Paper</w:t>
+      </w:r>
     </w:p>
     <w:p>
       <w:pPr>
@@ -252,11 +125,12 @@
           <w:sz w:val="20"/>
           <w:szCs w:val="20"/>
         </w:rPr>
-        <w:t>사례 적용</w:t>
+        <w:t>개념정리</w:t>
       </w:r>
     </w:p>
     <w:p>
       <w:pPr>
+        <w:jc w:val="both"/>
         <w:rPr>
           <w:sz w:val="20"/>
           <w:szCs w:val="20"/>
@@ -268,7 +142,7 @@
           <w:sz w:val="20"/>
           <w:szCs w:val="20"/>
         </w:rPr>
-        <w:t>라투르의</w:t>
+        <w:t>위너</w:t>
       </w:r>
       <w:proofErr w:type="spellEnd"/>
       <w:r>
@@ -276,7 +150,7 @@
           <w:sz w:val="20"/>
           <w:szCs w:val="20"/>
         </w:rPr>
-        <w:t xml:space="preserve"> 사실 구성과 </w:t>
+        <w:t xml:space="preserve">(Winner)는 기술적 인공물(Technical artifacts)이 중립적인 도구가 아니라 그 자체로 정치적 속성을 지니며, 특정한 형태의 권력과 권위를 </w:t>
       </w:r>
       <w:proofErr w:type="spellStart"/>
       <w:r>
@@ -284,7 +158,7 @@
           <w:sz w:val="20"/>
           <w:szCs w:val="20"/>
         </w:rPr>
-        <w:t>재서노프의</w:t>
+        <w:t>체화한다고</w:t>
       </w:r>
       <w:proofErr w:type="spellEnd"/>
       <w:r>
@@ -292,7 +166,7 @@
           <w:sz w:val="20"/>
           <w:szCs w:val="20"/>
         </w:rPr>
-        <w:t xml:space="preserve"> 경계 짓기 및 해체 메커니즘은 '후쿠시마 </w:t>
+        <w:t xml:space="preserve"> 주장한다. 지난 과제(HW10)에서 과학적 사실과 정책적 경계가 행위자들의 정치적 투쟁을 통해 구성되고 해체됨을 살폈다면, 이번 문헌은 기술 시스템의 물리적 설계와 구조 자체가 사회적 질서를 구축함을 보여준다. </w:t>
       </w:r>
       <w:proofErr w:type="spellStart"/>
       <w:r>
@@ -300,7 +174,7 @@
           <w:sz w:val="20"/>
           <w:szCs w:val="20"/>
         </w:rPr>
-        <w:t>오염수</w:t>
+        <w:t>위너는</w:t>
       </w:r>
       <w:proofErr w:type="spellEnd"/>
       <w:r>
@@ -308,7 +182,7 @@
           <w:sz w:val="20"/>
           <w:szCs w:val="20"/>
         </w:rPr>
-        <w:t xml:space="preserve"> 방류' 논쟁에서 극명하게 나타난다. 일본 정부와 도쿄전력, 그리고 IAEA는 </w:t>
+        <w:t xml:space="preserve"> 인공물이 정치성을 띠는 두 가지 방식을 제시한다. 첫째, 특정 기기나 시스템의 설계가 공동체의 쟁점을 해결하는 '질서의 형태(Forms of Order)'로 기능하는 경우다. 로버트 </w:t>
       </w:r>
       <w:proofErr w:type="spellStart"/>
       <w:r>
@@ -316,7 +190,7 @@
           <w:sz w:val="20"/>
           <w:szCs w:val="20"/>
         </w:rPr>
-        <w:t>다핵종제거설비</w:t>
+        <w:t>모지스가</w:t>
       </w:r>
       <w:proofErr w:type="spellEnd"/>
       <w:r>
@@ -324,7 +198,7 @@
           <w:sz w:val="20"/>
           <w:szCs w:val="20"/>
         </w:rPr>
-        <w:t xml:space="preserve">(ALPS)와 방사선 측정기라는 기입 장치를 통해 오염수의 안전성을 </w:t>
+        <w:t xml:space="preserve"> 버스 통행을 막아 빈곤층과 흑인의 접근을 차단할 목적으로 </w:t>
       </w:r>
       <w:proofErr w:type="spellStart"/>
       <w:r>
@@ -332,7 +206,7 @@
           <w:sz w:val="20"/>
           <w:szCs w:val="20"/>
         </w:rPr>
-        <w:t>수치화된</w:t>
+        <w:t>롱아일랜드의</w:t>
       </w:r>
       <w:proofErr w:type="spellEnd"/>
       <w:r>
@@ -340,7 +214,7 @@
           <w:sz w:val="20"/>
           <w:szCs w:val="20"/>
         </w:rPr>
-        <w:t xml:space="preserve"> 문서로 변환하고, 장기적 생태 영향이나 </w:t>
+        <w:t xml:space="preserve"> 고가도로를 낮게 설계한 사례나, </w:t>
       </w:r>
       <w:proofErr w:type="spellStart"/>
       <w:r>
@@ -348,7 +222,7 @@
           <w:sz w:val="20"/>
           <w:szCs w:val="20"/>
         </w:rPr>
-        <w:t>미측정</w:t>
+        <w:t>사이러스</w:t>
       </w:r>
       <w:proofErr w:type="spellEnd"/>
       <w:r>
@@ -364,7 +238,7 @@
           <w:sz w:val="20"/>
           <w:szCs w:val="20"/>
         </w:rPr>
-        <w:t>핵종에</w:t>
+        <w:t>맥코믹이</w:t>
       </w:r>
       <w:proofErr w:type="spellEnd"/>
       <w:r>
@@ -372,7 +246,7 @@
           <w:sz w:val="20"/>
           <w:szCs w:val="20"/>
         </w:rPr>
-        <w:t xml:space="preserve"> 대한 불확실성(</w:t>
+        <w:t xml:space="preserve"> 노동조합을 파괴하기 위해 비용을 감수하면서까지 새로운 주조 기계를 도입한 사례가 이에 해당한다. 둘째, 특정 기술이 본질상 특정한 정치적 관계를 요구하거나 강하게 친화성을 띠는 '본질적으로 정치적인 기술(Inherently Political Technologies)'이다. 원자폭탄이나 원자력 발전은 그 치명적 속성 때문에 </w:t>
       </w:r>
       <w:proofErr w:type="spellStart"/>
       <w:r>
@@ -380,7 +254,7 @@
           <w:sz w:val="20"/>
           <w:szCs w:val="20"/>
         </w:rPr>
-        <w:t>모달리티</w:t>
+        <w:t>중앙집권적이고</w:t>
       </w:r>
       <w:proofErr w:type="spellEnd"/>
       <w:r>
@@ -388,30 +262,43 @@
           <w:sz w:val="20"/>
           <w:szCs w:val="20"/>
         </w:rPr>
-        <w:t>)을 완전히 제거하여 방류의 안전성을 확고한 '과학적 사실'로 구성하고자 했다.</w:t>
+        <w:t xml:space="preserve"> 위계적인 권위주의적 통제 시스템을 필연적으로 요구하는 반면, 태양열 에너지는 분산적이고 민주적인 사회 구조와 강한 친화성을 가진다.</w:t>
       </w:r>
     </w:p>
     <w:p>
       <w:pPr>
         <w:rPr>
-          <w:sz w:val="20"/>
-          <w:szCs w:val="20"/>
-        </w:rPr>
-      </w:pPr>
-      <w:r>
-        <w:rPr>
-          <w:sz w:val="20"/>
-          <w:szCs w:val="20"/>
-        </w:rPr>
-        <w:t>그러나 이 사실이 국제 사회와 인접국의 정책 및 규제 영역에 진입하자 극렬한 해체 작업에 직면했다. 환경 단체와 주변국 전문가들은 "ALPS가 모든 방사성 물질을 완벽히 걸러내는지 확신할 수 없다"</w:t>
-      </w:r>
+          <w:b/>
+          <w:bCs/>
+          <w:sz w:val="20"/>
+          <w:szCs w:val="20"/>
+        </w:rPr>
+      </w:pPr>
+      <w:r>
+        <w:rPr>
+          <w:rFonts w:hint="eastAsia"/>
+          <w:b/>
+          <w:bCs/>
+          <w:sz w:val="20"/>
+          <w:szCs w:val="20"/>
+        </w:rPr>
+        <w:t>사례 적용</w:t>
+      </w:r>
+    </w:p>
+    <w:p>
+      <w:pPr>
+        <w:rPr>
+          <w:sz w:val="20"/>
+          <w:szCs w:val="20"/>
+        </w:rPr>
+      </w:pPr>
       <w:proofErr w:type="spellStart"/>
       <w:r>
         <w:rPr>
           <w:sz w:val="20"/>
           <w:szCs w:val="20"/>
         </w:rPr>
-        <w:t>며</w:t>
+        <w:t>위너의</w:t>
       </w:r>
       <w:proofErr w:type="spellEnd"/>
       <w:r>
@@ -419,7 +306,7 @@
           <w:sz w:val="20"/>
           <w:szCs w:val="20"/>
         </w:rPr>
-        <w:t xml:space="preserve"> 제거되었던 </w:t>
+        <w:t xml:space="preserve"> '질서의 형태로 기능하는 기술적 배치' 개념은 현대의 배달 플랫폼 알고리즘과 디지털 노무 관리 시스템에 적용될 수 있다. 플랫폼 기업이 도입한 AI 배차 알고리즘은 표면적으로는 물류 효율성을 극대화하기 위한 중립적인 기술 혁신으로 포장된다. 그러나 실제로는 </w:t>
       </w:r>
       <w:proofErr w:type="spellStart"/>
       <w:r>
@@ -427,7 +314,7 @@
           <w:sz w:val="20"/>
           <w:szCs w:val="20"/>
         </w:rPr>
-        <w:t>모달리티를</w:t>
+        <w:t>맥코믹</w:t>
       </w:r>
       <w:proofErr w:type="spellEnd"/>
       <w:r>
@@ -435,39 +322,7 @@
           <w:sz w:val="20"/>
           <w:szCs w:val="20"/>
         </w:rPr>
-        <w:t xml:space="preserve"> 다시 부활시켜 주장의 사실성을 추락시켰다. 나아가 이 논쟁은 본질적인 언어의 정치학으로 비화되었다. 방류 찬성 측은 이 사안을 순수한 '위해성 평가(Risk assessment)' 영역으로 규정하며 IAEA의 '동료 평가(Peer review)'를 진리의 최종 심판으로 내세웠고, </w:t>
-      </w:r>
-      <w:proofErr w:type="gramStart"/>
-      <w:r>
-        <w:rPr>
-          <w:sz w:val="20"/>
-          <w:szCs w:val="20"/>
-        </w:rPr>
-        <w:t>반대 측을</w:t>
-      </w:r>
-      <w:proofErr w:type="gramEnd"/>
-      <w:r>
-        <w:rPr>
-          <w:sz w:val="20"/>
-          <w:szCs w:val="20"/>
-        </w:rPr>
-        <w:t xml:space="preserve"> 비과학적 정치 세력으로 치부했다. 반면 </w:t>
-      </w:r>
-      <w:proofErr w:type="gramStart"/>
-      <w:r>
-        <w:rPr>
-          <w:sz w:val="20"/>
-          <w:szCs w:val="20"/>
-        </w:rPr>
-        <w:t>반대 측은</w:t>
-      </w:r>
-      <w:proofErr w:type="gramEnd"/>
-      <w:r>
-        <w:rPr>
-          <w:sz w:val="20"/>
-          <w:szCs w:val="20"/>
-        </w:rPr>
-        <w:t xml:space="preserve"> 이 문제가 심각한 불확실성을 내포한 '위해성 관리(Risk management)'이자 '과학 정책(Science policy)'의 영역이며, 통상적인 동료 평가로는 포착할 수 없는 다학제적, 절차적 편향이 개입되어 있다고 맞섰다. 이는 특정 과학적 주장의 타당성 검증을 넘어, '누구의 과학이 의사결정의 권위를 갖는가'</w:t>
+        <w:t xml:space="preserve"> 공장의 주조 기계가 노동조합을 파괴하기 위해 도입되었던 것처럼, 이 알고리즘은 노동자들의 정보 비대칭성을 </w:t>
       </w:r>
       <w:proofErr w:type="spellStart"/>
       <w:r>
@@ -475,7 +330,7 @@
           <w:sz w:val="20"/>
           <w:szCs w:val="20"/>
         </w:rPr>
-        <w:t>를</w:t>
+        <w:t>심화시키고</w:t>
       </w:r>
       <w:proofErr w:type="spellEnd"/>
       <w:r>
@@ -483,7 +338,39 @@
           <w:sz w:val="20"/>
           <w:szCs w:val="20"/>
         </w:rPr>
-        <w:t xml:space="preserve"> 두고 벌어진 전형적인 권력 분쟁과 수사학적 경계 짓기라 볼 수 있다.</w:t>
+        <w:t xml:space="preserve"> 이들을 </w:t>
+      </w:r>
+      <w:proofErr w:type="spellStart"/>
+      <w:r>
+        <w:rPr>
+          <w:sz w:val="20"/>
+          <w:szCs w:val="20"/>
+        </w:rPr>
+        <w:t>파편화하여</w:t>
+      </w:r>
+      <w:proofErr w:type="spellEnd"/>
+      <w:r>
+        <w:rPr>
+          <w:sz w:val="20"/>
+          <w:szCs w:val="20"/>
+        </w:rPr>
+        <w:t xml:space="preserve"> 집단적 연대와 협상력을 무력화하는 정치적 장치로 작동한다. 노동자들은 알고리즘의 블랙박스 속에서 노동 조건이 어떻게 결정되는지 알지 못한 채 통제되며, 이는 결과적으로 자본(플랫폼)이 노동을 지배하는 권력 관계를 '알고리즘'이라는 디지털 인공물 속에 견고하게 구축한 것이다. 일단 이러한 기술 시스템이 도입되고 고정되면 사회적 유연성은 사라지고 통제적 질서가 확립된다는 </w:t>
+      </w:r>
+      <w:proofErr w:type="spellStart"/>
+      <w:r>
+        <w:rPr>
+          <w:sz w:val="20"/>
+          <w:szCs w:val="20"/>
+        </w:rPr>
+        <w:t>위너의</w:t>
+      </w:r>
+      <w:proofErr w:type="spellEnd"/>
+      <w:r>
+        <w:rPr>
+          <w:sz w:val="20"/>
+          <w:szCs w:val="20"/>
+        </w:rPr>
+        <w:t xml:space="preserve"> 주장을 생생하게 보여주는 사례라 할 수 있다.</w:t>
       </w:r>
     </w:p>
     <w:p>
@@ -503,7 +390,6 @@
           <w:sz w:val="20"/>
           <w:szCs w:val="20"/>
         </w:rPr>
-        <w:lastRenderedPageBreak/>
         <w:t>비판적 질문</w:t>
       </w:r>
     </w:p>
@@ -513,6 +399,7 @@
           <w:tab w:val="center" w:pos="4513"/>
         </w:tabs>
         <w:rPr>
+          <w:rFonts w:hint="eastAsia"/>
           <w:sz w:val="20"/>
           <w:szCs w:val="20"/>
         </w:rPr>
@@ -523,7 +410,7 @@
           <w:sz w:val="20"/>
           <w:szCs w:val="20"/>
         </w:rPr>
-        <w:t>재서노프는</w:t>
+        <w:t>위너는</w:t>
       </w:r>
       <w:proofErr w:type="spellEnd"/>
       <w:r>
@@ -531,7 +418,7 @@
           <w:sz w:val="20"/>
           <w:szCs w:val="20"/>
         </w:rPr>
-        <w:t xml:space="preserve"> 규제 과정에서 이루어지는 극단적 해체 작업이 과학과 정치 모두의 정당성을 위협할 수 있다고 경고한다. 과학적 사실이 실험실 내의 인위적 구성물에 불과하며, 규제 무대에서는 이해관계자들에 의해 언제든 </w:t>
+        <w:t xml:space="preserve"> 거대하고 복잡한 기술(예: 원자력 발전)이 그 자체로 위계적이고 </w:t>
       </w:r>
       <w:proofErr w:type="spellStart"/>
       <w:r>
@@ -539,6 +426,62 @@
           <w:sz w:val="20"/>
           <w:szCs w:val="20"/>
         </w:rPr>
+        <w:t>중앙집권적인</w:t>
+      </w:r>
+      <w:proofErr w:type="spellEnd"/>
+      <w:r>
+        <w:rPr>
+          <w:sz w:val="20"/>
+          <w:szCs w:val="20"/>
+        </w:rPr>
+        <w:t xml:space="preserve"> 통제를 실용적 </w:t>
+      </w:r>
+      <w:proofErr w:type="spellStart"/>
+      <w:r>
+        <w:rPr>
+          <w:sz w:val="20"/>
+          <w:szCs w:val="20"/>
+        </w:rPr>
+        <w:t>필수성</w:t>
+      </w:r>
+      <w:proofErr w:type="spellEnd"/>
+      <w:r>
+        <w:rPr>
+          <w:sz w:val="20"/>
+          <w:szCs w:val="20"/>
+        </w:rPr>
+        <w:t>(Practical necessity)으로서 요구하며, 이 과정에서 자유와 평등 같은 도덕적 가치는 무력화된다고 지적한다. 그러나</w:t>
+      </w:r>
+      <w:r>
+        <w:rPr>
+          <w:rFonts w:hint="eastAsia"/>
+          <w:sz w:val="20"/>
+          <w:szCs w:val="20"/>
+        </w:rPr>
+        <w:t xml:space="preserve"> </w:t>
+      </w:r>
+      <w:proofErr w:type="spellStart"/>
+      <w:r>
+        <w:rPr>
+          <w:sz w:val="20"/>
+          <w:szCs w:val="20"/>
+        </w:rPr>
+        <w:t>재서노프의</w:t>
+      </w:r>
+      <w:proofErr w:type="spellEnd"/>
+      <w:r>
+        <w:rPr>
+          <w:sz w:val="20"/>
+          <w:szCs w:val="20"/>
+        </w:rPr>
+        <w:t xml:space="preserve"> 논의를 통해 보았듯, 규제의 링 위에서는 견고하게 구성된 과학적 사실조차 이해관계자들에 의해 </w:t>
+      </w:r>
+      <w:proofErr w:type="spellStart"/>
+      <w:r>
+        <w:rPr>
+          <w:sz w:val="20"/>
+          <w:szCs w:val="20"/>
+        </w:rPr>
         <w:t>모달리티가</w:t>
       </w:r>
       <w:proofErr w:type="spellEnd"/>
@@ -547,7 +490,7 @@
           <w:sz w:val="20"/>
           <w:szCs w:val="20"/>
         </w:rPr>
-        <w:t xml:space="preserve"> 추가되어 해체될 수 있다면, 현대 민주주의는 기후 위기, 신종 팬데믹, AI 안전성과 같이 즉각적이고 구속력 있는 규제가 필수적인 실존적 위기 상황에서 어떻게 결단을 내릴 수 있</w:t>
+        <w:t xml:space="preserve"> 부활하고 해체될 수 있다. 그렇다면 사회는 '본질적으로 정치적인 기술'이 도입된 이후에도 민주적 개입을 통해 그 물질적 권력 구조를 '해체'하거나 통제할 수 있</w:t>
       </w:r>
       <w:r>
         <w:rPr>
@@ -555,102 +498,22 @@
           <w:sz w:val="20"/>
           <w:szCs w:val="20"/>
         </w:rPr>
-        <w:t>을까</w:t>
-      </w:r>
-      <w:r>
-        <w:rPr>
-          <w:sz w:val="20"/>
-          <w:szCs w:val="20"/>
-        </w:rPr>
-        <w:t>?</w:t>
-      </w:r>
-    </w:p>
-    <w:p>
-      <w:pPr>
-        <w:tabs>
-          <w:tab w:val="center" w:pos="4513"/>
-        </w:tabs>
+        <w:t>을까?</w:t>
+      </w:r>
+      <w:r>
+        <w:rPr>
+          <w:sz w:val="20"/>
+          <w:szCs w:val="20"/>
+        </w:rPr>
+        <w:t xml:space="preserve"> 일상적인 실존 위기 속에서 우리는 거대 기술이 요구하는 중앙집권적 관리를 감수해야만 하는지, 아니면 대안적 형태의 민주적 거버넌스를 기술 설계 단계부터 어떻게 강제할 수 있을지에 대한 </w:t>
+      </w:r>
+      <w:r>
         <w:rPr>
           <w:rFonts w:hint="eastAsia"/>
           <w:sz w:val="20"/>
           <w:szCs w:val="20"/>
         </w:rPr>
-      </w:pPr>
-      <w:r>
-        <w:rPr>
-          <w:sz w:val="20"/>
-          <w:szCs w:val="20"/>
-        </w:rPr>
-        <w:t>특히, 거대 자본과 권력을 가진 산업계가 규제를 지연시키고 회피할 목적으로 의도적인 연구를 후원하여 끝없이 '불확실성(</w:t>
-      </w:r>
-      <w:proofErr w:type="spellStart"/>
-      <w:r>
-        <w:rPr>
-          <w:sz w:val="20"/>
-          <w:szCs w:val="20"/>
-        </w:rPr>
-        <w:t>모달리티</w:t>
-      </w:r>
-      <w:proofErr w:type="spellEnd"/>
-      <w:r>
-        <w:rPr>
-          <w:sz w:val="20"/>
-          <w:szCs w:val="20"/>
-        </w:rPr>
-        <w:t xml:space="preserve">)'을 생산하는 이른바 '의심의 제조(Manufacturing Doubt)' 전략을 구사할 때, 우리는 이를 어떻게 방어할 </w:t>
-      </w:r>
-      <w:r>
-        <w:rPr>
-          <w:rFonts w:hint="eastAsia"/>
-          <w:sz w:val="20"/>
-          <w:szCs w:val="20"/>
-        </w:rPr>
-        <w:t>수 있을까</w:t>
-      </w:r>
-      <w:r>
-        <w:rPr>
-          <w:sz w:val="20"/>
-          <w:szCs w:val="20"/>
-        </w:rPr>
-        <w:t xml:space="preserve">? 경계 짓기 언어가 단순히 권력을 쥐기 위한 수사학적 도구일 뿐이라면, 사회는 비판적 과학 검증에 기반한 '합리적 의심'과, 산업계가 규제를 무력화하기 위해 부리는 '정치적 </w:t>
-      </w:r>
-      <w:r>
-        <w:rPr>
-          <w:rFonts w:hint="eastAsia"/>
-          <w:sz w:val="20"/>
-          <w:szCs w:val="20"/>
-        </w:rPr>
-        <w:t>훼방(?)</w:t>
-      </w:r>
-      <w:r>
-        <w:rPr>
-          <w:sz w:val="20"/>
-          <w:szCs w:val="20"/>
-        </w:rPr>
-        <w:t>'</w:t>
-      </w:r>
-      <w:r>
-        <w:rPr>
-          <w:rFonts w:hint="eastAsia"/>
-          <w:sz w:val="20"/>
-          <w:szCs w:val="20"/>
-        </w:rPr>
-        <w:t>을</w:t>
-      </w:r>
-      <w:r>
-        <w:rPr>
-          <w:sz w:val="20"/>
-          <w:szCs w:val="20"/>
-        </w:rPr>
-        <w:t xml:space="preserve"> 어떤 기준과 제도를 통해 구별하고 합의를 이끌어낼 수 있을지 새로운 위기 거버넌스 모델에 대</w:t>
-      </w:r>
-      <w:r>
-        <w:rPr>
-          <w:rFonts w:hint="eastAsia"/>
-          <w:sz w:val="20"/>
-          <w:szCs w:val="20"/>
-        </w:rPr>
-        <w:t>해 고민이 든다.</w:t>
+        <w:t>이야기 나누면 좋을 것 같다.</w:t>
       </w:r>
     </w:p>
     <w:sectPr>
